--- a/PALESTRA__MAPA_DE_RECUPERACAO.docx
+++ b/PALESTRA__MAPA_DE_RECUPERACAO.docx
@@ -5,42 +5,7 @@
     <w:p>
       <w:pPr>
         <w:keepNext/>
-        <w:spacing w:after="360"/>
-      </w:pPr>
-      <w:r>
-        <w:rPr>
-          <w:rFonts w:ascii="Calibri" w:cs="Calibri" w:eastAsia="Calibri" w:hAnsi="Calibri"/>
-          <w:b/>
-          <w:bCs/>
-          <w:sz w:val="30"/>
-          <w:szCs w:val="30"/>
-        </w:rPr>
-        <w:t xml:space="preserve">MAPA DE RECUPERAÇÃO — 25 DE JULHO DE 2026</w:t>
-      </w:r>
-    </w:p>
-    <w:p>
-      <w:pPr>
-        <w:keepNext/>
-        <w:keepLines/>
-        <w:spacing w:after="100" w:before="80"/>
-      </w:pPr>
-      <w:r>
-        <w:rPr>
-          <w:rFonts w:ascii="Calibri" w:cs="Calibri" w:eastAsia="Calibri" w:hAnsi="Calibri"/>
-          <w:b/>
-          <w:bCs/>
-          <w:color w:val="9C4221"/>
-          <w:sz w:val="19"/>
-          <w:szCs w:val="19"/>
-        </w:rPr>
-        <w:t xml:space="preserve">{Se travar, procure aqui a próxima frase. Uma página. Não vire.}</w:t>
-      </w:r>
-    </w:p>
-    <w:p>
-      <w:pPr>
-        <w:keepNext w:val="false"/>
-        <w:keepLines/>
-        <w:spacing w:after="160"/>
+        <w:spacing w:after="200"/>
       </w:pPr>
       <w:r>
         <w:rPr>
@@ -50,6 +15,24 @@
           <w:sz w:val="24"/>
           <w:szCs w:val="24"/>
         </w:rPr>
+        <w:t xml:space="preserve">MAPA DE RECUPERAÇÃO — 25 DE JULHO DE 2026</w:t>
+      </w:r>
+    </w:p>
+    <w:p>
+      <w:pPr>
+        <w:keepNext w:val="false"/>
+        <w:keepLines/>
+        <w:spacing w:after="70"/>
+      </w:pPr>
+      <w:r>
+        <w:rPr>
+          <w:rFonts w:ascii="Calibri" w:cs="Calibri" w:eastAsia="Calibri" w:hAnsi="Calibri"/>
+          <w:b/>
+          <w:bCs/>
+          <w:color w:val="000000"/>
+          <w:sz w:val="18"/>
+          <w:szCs w:val="18"/>
+        </w:rPr>
         <w:t xml:space="preserve">ABERTURA — 3min40s</w:t>
       </w:r>
     </w:p>
@@ -57,13 +40,14 @@
       <w:pPr>
         <w:keepNext w:val="false"/>
         <w:keepLines/>
-        <w:spacing w:after="160"/>
-      </w:pPr>
-      <w:r>
-        <w:rPr>
-          <w:rFonts w:ascii="Calibri" w:cs="Calibri" w:eastAsia="Calibri" w:hAnsi="Calibri"/>
-          <w:sz w:val="24"/>
-          <w:szCs w:val="24"/>
+        <w:spacing w:after="70"/>
+      </w:pPr>
+      <w:r>
+        <w:rPr>
+          <w:rFonts w:ascii="Calibri" w:cs="Calibri" w:eastAsia="Calibri" w:hAnsi="Calibri"/>
+          <w:color w:val="000000"/>
+          <w:sz w:val="18"/>
+          <w:szCs w:val="18"/>
         </w:rPr>
         <w:t xml:space="preserve">Abre: “Boa tarde pessoal, tudo bem?”</w:t>
       </w:r>
@@ -72,13 +56,14 @@
       <w:pPr>
         <w:keepNext w:val="false"/>
         <w:keepLines/>
-        <w:spacing w:after="160"/>
-      </w:pPr>
-      <w:r>
-        <w:rPr>
-          <w:rFonts w:ascii="Calibri" w:cs="Calibri" w:eastAsia="Calibri" w:hAnsi="Calibri"/>
-          <w:sz w:val="24"/>
-          <w:szCs w:val="24"/>
+        <w:spacing w:after="70"/>
+      </w:pPr>
+      <w:r>
+        <w:rPr>
+          <w:rFonts w:ascii="Calibri" w:cs="Calibri" w:eastAsia="Calibri" w:hAnsi="Calibri"/>
+          <w:color w:val="000000"/>
+          <w:sz w:val="18"/>
+          <w:szCs w:val="18"/>
         </w:rPr>
         <w:t xml:space="preserve">Ideia: dois pacientes, mesma frase — saber não muda nada.</w:t>
       </w:r>
@@ -87,13 +72,14 @@
       <w:pPr>
         <w:keepNext w:val="false"/>
         <w:keepLines/>
-        <w:spacing w:after="160"/>
-      </w:pPr>
-      <w:r>
-        <w:rPr>
-          <w:rFonts w:ascii="Calibri" w:cs="Calibri" w:eastAsia="Calibri" w:hAnsi="Calibri"/>
-          <w:sz w:val="24"/>
-          <w:szCs w:val="24"/>
+        <w:spacing w:after="70"/>
+      </w:pPr>
+      <w:r>
+        <w:rPr>
+          <w:rFonts w:ascii="Calibri" w:cs="Calibri" w:eastAsia="Calibri" w:hAnsi="Calibri"/>
+          <w:color w:val="000000"/>
+          <w:sz w:val="18"/>
+          <w:szCs w:val="18"/>
         </w:rPr>
         <w:t xml:space="preserve">Fecha em: “...precisamos olhar para a RELAÇÃO que a pessoa foi CONSTRUINDO com esse USO ao longo do tempo.”</w:t>
       </w:r>
@@ -102,15 +88,16 @@
       <w:pPr>
         <w:keepNext w:val="false"/>
         <w:keepLines/>
-        <w:spacing w:after="160"/>
-      </w:pPr>
-      <w:r>
-        <w:rPr>
-          <w:rFonts w:ascii="Calibri" w:cs="Calibri" w:eastAsia="Calibri" w:hAnsi="Calibri"/>
-          <w:b/>
-          <w:bCs/>
-          <w:sz w:val="24"/>
-          <w:szCs w:val="24"/>
+        <w:spacing w:after="70"/>
+      </w:pPr>
+      <w:r>
+        <w:rPr>
+          <w:rFonts w:ascii="Calibri" w:cs="Calibri" w:eastAsia="Calibri" w:hAnsi="Calibri"/>
+          <w:b/>
+          <w:bCs/>
+          <w:color w:val="000000"/>
+          <w:sz w:val="18"/>
+          <w:szCs w:val="18"/>
         </w:rPr>
         <w:t xml:space="preserve">BLOCO 1 — AMPLIAÇÃO DA ESCUTA — 10min45s</w:t>
       </w:r>
@@ -119,13 +106,14 @@
       <w:pPr>
         <w:keepNext w:val="false"/>
         <w:keepLines/>
-        <w:spacing w:after="160"/>
-      </w:pPr>
-      <w:r>
-        <w:rPr>
-          <w:rFonts w:ascii="Calibri" w:cs="Calibri" w:eastAsia="Calibri" w:hAnsi="Calibri"/>
-          <w:sz w:val="24"/>
-          <w:szCs w:val="24"/>
+        <w:spacing w:after="70"/>
+      </w:pPr>
+      <w:r>
+        <w:rPr>
+          <w:rFonts w:ascii="Calibri" w:cs="Calibri" w:eastAsia="Calibri" w:hAnsi="Calibri"/>
+          <w:color w:val="000000"/>
+          <w:sz w:val="18"/>
+          <w:szCs w:val="18"/>
         </w:rPr>
         <w:t xml:space="preserve">Abre: “Para compreender uma relação que a pessoa foi construindo com o uso...”</w:t>
       </w:r>
@@ -134,13 +122,14 @@
       <w:pPr>
         <w:keepNext w:val="false"/>
         <w:keepLines/>
-        <w:spacing w:after="160"/>
-      </w:pPr>
-      <w:r>
-        <w:rPr>
-          <w:rFonts w:ascii="Calibri" w:cs="Calibri" w:eastAsia="Calibri" w:hAnsi="Calibri"/>
-          <w:sz w:val="24"/>
-          <w:szCs w:val="24"/>
+        <w:spacing w:after="70"/>
+      </w:pPr>
+      <w:r>
+        <w:rPr>
+          <w:rFonts w:ascii="Calibri" w:cs="Calibri" w:eastAsia="Calibri" w:hAnsi="Calibri"/>
+          <w:color w:val="000000"/>
+          <w:sz w:val="18"/>
+          <w:szCs w:val="18"/>
         </w:rPr>
         <w:t xml:space="preserve">Ideia: padrão de uso não explica o que sustenta. Seleção pelas consequências.</w:t>
       </w:r>
@@ -149,13 +138,14 @@
       <w:pPr>
         <w:keepNext w:val="false"/>
         <w:keepLines/>
-        <w:spacing w:after="160"/>
-      </w:pPr>
-      <w:r>
-        <w:rPr>
-          <w:rFonts w:ascii="Calibri" w:cs="Calibri" w:eastAsia="Calibri" w:hAnsi="Calibri"/>
-          <w:sz w:val="24"/>
-          <w:szCs w:val="24"/>
+        <w:spacing w:after="70"/>
+      </w:pPr>
+      <w:r>
+        <w:rPr>
+          <w:rFonts w:ascii="Calibri" w:cs="Calibri" w:eastAsia="Calibri" w:hAnsi="Calibri"/>
+          <w:color w:val="000000"/>
+          <w:sz w:val="18"/>
+          <w:szCs w:val="18"/>
         </w:rPr>
         <w:t xml:space="preserve">Âncoras: efeito rápido × efeito lento → Skinner → dia estressante → homem de 33 anos → falha moral.</w:t>
       </w:r>
@@ -164,13 +154,14 @@
       <w:pPr>
         <w:keepNext w:val="false"/>
         <w:keepLines/>
-        <w:spacing w:after="160"/>
-      </w:pPr>
-      <w:r>
-        <w:rPr>
-          <w:rFonts w:ascii="Calibri" w:cs="Calibri" w:eastAsia="Calibri" w:hAnsi="Calibri"/>
-          <w:sz w:val="24"/>
-          <w:szCs w:val="24"/>
+        <w:spacing w:after="70"/>
+      </w:pPr>
+      <w:r>
+        <w:rPr>
+          <w:rFonts w:ascii="Calibri" w:cs="Calibri" w:eastAsia="Calibri" w:hAnsi="Calibri"/>
+          <w:color w:val="000000"/>
+          <w:sz w:val="18"/>
+          <w:szCs w:val="18"/>
         </w:rPr>
         <w:t xml:space="preserve">Fecha em: “Que FUNÇÃO esse uso passou a cumprir na vida daquela pessoa?”</w:t>
       </w:r>
@@ -179,15 +170,16 @@
       <w:pPr>
         <w:keepNext w:val="false"/>
         <w:keepLines/>
-        <w:spacing w:after="160"/>
-      </w:pPr>
-      <w:r>
-        <w:rPr>
-          <w:rFonts w:ascii="Calibri" w:cs="Calibri" w:eastAsia="Calibri" w:hAnsi="Calibri"/>
-          <w:b/>
-          <w:bCs/>
-          <w:sz w:val="24"/>
-          <w:szCs w:val="24"/>
+        <w:spacing w:after="70"/>
+      </w:pPr>
+      <w:r>
+        <w:rPr>
+          <w:rFonts w:ascii="Calibri" w:cs="Calibri" w:eastAsia="Calibri" w:hAnsi="Calibri"/>
+          <w:b/>
+          <w:bCs/>
+          <w:color w:val="000000"/>
+          <w:sz w:val="18"/>
+          <w:szCs w:val="18"/>
         </w:rPr>
         <w:t xml:space="preserve">BLOCO 2 — FUNÇÃO DO COMPORTAMENTO — 11min15s</w:t>
       </w:r>
@@ -196,13 +188,14 @@
       <w:pPr>
         <w:keepNext w:val="false"/>
         <w:keepLines/>
-        <w:spacing w:after="160"/>
-      </w:pPr>
-      <w:r>
-        <w:rPr>
-          <w:rFonts w:ascii="Calibri" w:cs="Calibri" w:eastAsia="Calibri" w:hAnsi="Calibri"/>
-          <w:sz w:val="24"/>
-          <w:szCs w:val="24"/>
+        <w:spacing w:after="70"/>
+      </w:pPr>
+      <w:r>
+        <w:rPr>
+          <w:rFonts w:ascii="Calibri" w:cs="Calibri" w:eastAsia="Calibri" w:hAnsi="Calibri"/>
+          <w:color w:val="000000"/>
+          <w:sz w:val="18"/>
+          <w:szCs w:val="18"/>
         </w:rPr>
         <w:t xml:space="preserve">Abre: “Agora, a questão deixa de ser apenas como o comportamento ganha força.”</w:t>
       </w:r>
@@ -211,13 +204,14 @@
       <w:pPr>
         <w:keepNext w:val="false"/>
         <w:keepLines/>
-        <w:spacing w:after="160"/>
-      </w:pPr>
-      <w:r>
-        <w:rPr>
-          <w:rFonts w:ascii="Calibri" w:cs="Calibri" w:eastAsia="Calibri" w:hAnsi="Calibri"/>
-          <w:sz w:val="24"/>
-          <w:szCs w:val="24"/>
+        <w:spacing w:after="70"/>
+      </w:pPr>
+      <w:r>
+        <w:rPr>
+          <w:rFonts w:ascii="Calibri" w:cs="Calibri" w:eastAsia="Calibri" w:hAnsi="Calibri"/>
+          <w:color w:val="000000"/>
+          <w:sz w:val="18"/>
+          <w:szCs w:val="18"/>
         </w:rPr>
         <w:t xml:space="preserve">Ideia: reforço positivo e negativo; a função muda ao longo do tempo.</w:t>
       </w:r>
@@ -226,13 +220,14 @@
       <w:pPr>
         <w:keepNext w:val="false"/>
         <w:keepLines/>
-        <w:spacing w:after="160"/>
-      </w:pPr>
-      <w:r>
-        <w:rPr>
-          <w:rFonts w:ascii="Calibri" w:cs="Calibri" w:eastAsia="Calibri" w:hAnsi="Calibri"/>
-          <w:sz w:val="24"/>
-          <w:szCs w:val="24"/>
+        <w:spacing w:after="70"/>
+      </w:pPr>
+      <w:r>
+        <w:rPr>
+          <w:rFonts w:ascii="Calibri" w:cs="Calibri" w:eastAsia="Calibri" w:hAnsi="Calibri"/>
+          <w:color w:val="000000"/>
+          <w:sz w:val="18"/>
+          <w:szCs w:val="18"/>
         </w:rPr>
         <w:t xml:space="preserve">Âncoras: “versão melhor de mim” → duas pessoas, mesma substância → ficar bem × não ficar mal → tolerância → “eu sou tudo melhorado” → internação → AMPLIAR O REPERTÓRIO.</w:t>
       </w:r>
@@ -241,13 +236,14 @@
       <w:pPr>
         <w:keepNext w:val="false"/>
         <w:keepLines/>
-        <w:spacing w:after="160"/>
-      </w:pPr>
-      <w:r>
-        <w:rPr>
-          <w:rFonts w:ascii="Calibri" w:cs="Calibri" w:eastAsia="Calibri" w:hAnsi="Calibri"/>
-          <w:sz w:val="24"/>
-          <w:szCs w:val="24"/>
+        <w:spacing w:after="70"/>
+      </w:pPr>
+      <w:r>
+        <w:rPr>
+          <w:rFonts w:ascii="Calibri" w:cs="Calibri" w:eastAsia="Calibri" w:hAnsi="Calibri"/>
+          <w:color w:val="000000"/>
+          <w:sz w:val="18"/>
+          <w:szCs w:val="18"/>
         </w:rPr>
         <w:t xml:space="preserve">Fecha em: “Esses processos também aparecem nos relatos das pessoas sobre a relação com as redes?”</w:t>
       </w:r>
@@ -256,15 +252,16 @@
       <w:pPr>
         <w:keepNext w:val="false"/>
         <w:keepLines/>
-        <w:spacing w:after="160"/>
-      </w:pPr>
-      <w:r>
-        <w:rPr>
-          <w:rFonts w:ascii="Calibri" w:cs="Calibri" w:eastAsia="Calibri" w:hAnsi="Calibri"/>
-          <w:b/>
-          <w:bCs/>
-          <w:sz w:val="24"/>
-          <w:szCs w:val="24"/>
+        <w:spacing w:after="70"/>
+      </w:pPr>
+      <w:r>
+        <w:rPr>
+          <w:rFonts w:ascii="Calibri" w:cs="Calibri" w:eastAsia="Calibri" w:hAnsi="Calibri"/>
+          <w:b/>
+          <w:bCs/>
+          <w:color w:val="000000"/>
+          <w:sz w:val="18"/>
+          <w:szCs w:val="18"/>
         </w:rPr>
         <w:t xml:space="preserve">BLOCO 3 — ACHADOS DA PESQUISA — 11min20s</w:t>
       </w:r>
@@ -273,13 +270,14 @@
       <w:pPr>
         <w:keepNext w:val="false"/>
         <w:keepLines/>
-        <w:spacing w:after="160"/>
-      </w:pPr>
-      <w:r>
-        <w:rPr>
-          <w:rFonts w:ascii="Calibri" w:cs="Calibri" w:eastAsia="Calibri" w:hAnsi="Calibri"/>
-          <w:sz w:val="24"/>
-          <w:szCs w:val="24"/>
+        <w:spacing w:after="70"/>
+      </w:pPr>
+      <w:r>
+        <w:rPr>
+          <w:rFonts w:ascii="Calibri" w:cs="Calibri" w:eastAsia="Calibri" w:hAnsi="Calibri"/>
+          <w:color w:val="000000"/>
+          <w:sz w:val="18"/>
+          <w:szCs w:val="18"/>
         </w:rPr>
         <w:t xml:space="preserve">Abre: “Enquanto eu desenvolvia essa pesquisa, eu também fazia estágio no PROAD...”</w:t>
       </w:r>
@@ -288,13 +286,14 @@
       <w:pPr>
         <w:keepNext w:val="false"/>
         <w:keepLines/>
-        <w:spacing w:after="160"/>
-      </w:pPr>
-      <w:r>
-        <w:rPr>
-          <w:rFonts w:ascii="Calibri" w:cs="Calibri" w:eastAsia="Calibri" w:hAnsi="Calibri"/>
-          <w:sz w:val="24"/>
-          <w:szCs w:val="24"/>
+        <w:spacing w:after="70"/>
+      </w:pPr>
+      <w:r>
+        <w:rPr>
+          <w:rFonts w:ascii="Calibri" w:cs="Calibri" w:eastAsia="Calibri" w:hAnsi="Calibri"/>
+          <w:color w:val="000000"/>
+          <w:sz w:val="18"/>
+          <w:szCs w:val="18"/>
         </w:rPr>
         <w:t xml:space="preserve">Ideia: os três eixos apareceram nos relatos sobre redes.</w:t>
       </w:r>
@@ -303,13 +302,14 @@
       <w:pPr>
         <w:keepNext w:val="false"/>
         <w:keepLines/>
-        <w:spacing w:after="160"/>
-      </w:pPr>
-      <w:r>
-        <w:rPr>
-          <w:rFonts w:ascii="Calibri" w:cs="Calibri" w:eastAsia="Calibri" w:hAnsi="Calibri"/>
-          <w:sz w:val="24"/>
-          <w:szCs w:val="24"/>
+        <w:spacing w:after="70"/>
+      </w:pPr>
+      <w:r>
+        <w:rPr>
+          <w:rFonts w:ascii="Calibri" w:cs="Calibri" w:eastAsia="Calibri" w:hAnsi="Calibri"/>
+          <w:color w:val="000000"/>
+          <w:sz w:val="18"/>
+          <w:szCs w:val="18"/>
         </w:rPr>
         <w:t xml:space="preserve">Âncoras: “Instagram é igual droga pra mim” → método e limites → </w:t>
       </w:r>
@@ -318,16 +318,18 @@
           <w:rFonts w:ascii="Calibri" w:cs="Calibri" w:eastAsia="Calibri" w:hAnsi="Calibri"/>
           <w:b/>
           <w:bCs/>
-          <w:sz w:val="24"/>
-          <w:szCs w:val="24"/>
+          <w:color w:val="000000"/>
+          <w:sz w:val="18"/>
+          <w:szCs w:val="18"/>
         </w:rPr>
         <w:t xml:space="preserve">antecedentes</w:t>
       </w:r>
       <w:r>
         <w:rPr>
           <w:rFonts w:ascii="Calibri" w:cs="Calibri" w:eastAsia="Calibri" w:hAnsi="Calibri"/>
-          <w:sz w:val="24"/>
-          <w:szCs w:val="24"/>
+          <w:color w:val="000000"/>
+          <w:sz w:val="18"/>
+          <w:szCs w:val="18"/>
         </w:rPr>
         <w:t xml:space="preserve"> → </w:t>
       </w:r>
@@ -336,16 +338,18 @@
           <w:rFonts w:ascii="Calibri" w:cs="Calibri" w:eastAsia="Calibri" w:hAnsi="Calibri"/>
           <w:b/>
           <w:bCs/>
-          <w:sz w:val="24"/>
-          <w:szCs w:val="24"/>
+          <w:color w:val="000000"/>
+          <w:sz w:val="18"/>
+          <w:szCs w:val="18"/>
         </w:rPr>
         <w:t xml:space="preserve">consequências</w:t>
       </w:r>
       <w:r>
         <w:rPr>
           <w:rFonts w:ascii="Calibri" w:cs="Calibri" w:eastAsia="Calibri" w:hAnsi="Calibri"/>
-          <w:sz w:val="24"/>
-          <w:szCs w:val="24"/>
+          <w:color w:val="000000"/>
+          <w:sz w:val="18"/>
+          <w:szCs w:val="18"/>
         </w:rPr>
         <w:t xml:space="preserve"> (banheiro, WhatsApp) → </w:t>
       </w:r>
@@ -354,16 +358,18 @@
           <w:rFonts w:ascii="Calibri" w:cs="Calibri" w:eastAsia="Calibri" w:hAnsi="Calibri"/>
           <w:b/>
           <w:bCs/>
-          <w:sz w:val="24"/>
-          <w:szCs w:val="24"/>
+          <w:color w:val="000000"/>
+          <w:sz w:val="18"/>
+          <w:szCs w:val="18"/>
         </w:rPr>
         <w:t xml:space="preserve">autocontrole</w:t>
       </w:r>
       <w:r>
         <w:rPr>
           <w:rFonts w:ascii="Calibri" w:cs="Calibri" w:eastAsia="Calibri" w:hAnsi="Calibri"/>
-          <w:sz w:val="24"/>
-          <w:szCs w:val="24"/>
+          <w:color w:val="000000"/>
+          <w:sz w:val="18"/>
+          <w:szCs w:val="18"/>
         </w:rPr>
         <w:t xml:space="preserve"> (notificações, desinstalar/reinstalar) → reforçamento intermitente → epígrafe.</w:t>
       </w:r>
@@ -372,13 +378,14 @@
       <w:pPr>
         <w:keepNext w:val="false"/>
         <w:keepLines/>
-        <w:spacing w:after="160"/>
-      </w:pPr>
-      <w:r>
-        <w:rPr>
-          <w:rFonts w:ascii="Calibri" w:cs="Calibri" w:eastAsia="Calibri" w:hAnsi="Calibri"/>
-          <w:sz w:val="24"/>
-          <w:szCs w:val="24"/>
+        <w:spacing w:after="70"/>
+      </w:pPr>
+      <w:r>
+        <w:rPr>
+          <w:rFonts w:ascii="Calibri" w:cs="Calibri" w:eastAsia="Calibri" w:hAnsi="Calibri"/>
+          <w:color w:val="000000"/>
+          <w:sz w:val="18"/>
+          <w:szCs w:val="18"/>
         </w:rPr>
         <w:t xml:space="preserve">Fecha em: “...o que a clínica faz com essa informação?”</w:t>
       </w:r>
@@ -387,15 +394,16 @@
       <w:pPr>
         <w:keepNext w:val="false"/>
         <w:keepLines/>
-        <w:spacing w:after="160"/>
-      </w:pPr>
-      <w:r>
-        <w:rPr>
-          <w:rFonts w:ascii="Calibri" w:cs="Calibri" w:eastAsia="Calibri" w:hAnsi="Calibri"/>
-          <w:b/>
-          <w:bCs/>
-          <w:sz w:val="24"/>
-          <w:szCs w:val="24"/>
+        <w:spacing w:after="70"/>
+      </w:pPr>
+      <w:r>
+        <w:rPr>
+          <w:rFonts w:ascii="Calibri" w:cs="Calibri" w:eastAsia="Calibri" w:hAnsi="Calibri"/>
+          <w:b/>
+          <w:bCs/>
+          <w:color w:val="000000"/>
+          <w:sz w:val="18"/>
+          <w:szCs w:val="18"/>
         </w:rPr>
         <w:t xml:space="preserve">BLOCO 4 — CONCLUSÃO — 7min40s</w:t>
       </w:r>
@@ -404,13 +412,14 @@
       <w:pPr>
         <w:keepNext w:val="false"/>
         <w:keepLines/>
-        <w:spacing w:after="160"/>
-      </w:pPr>
-      <w:r>
-        <w:rPr>
-          <w:rFonts w:ascii="Calibri" w:cs="Calibri" w:eastAsia="Calibri" w:hAnsi="Calibri"/>
-          <w:sz w:val="24"/>
-          <w:szCs w:val="24"/>
+        <w:spacing w:after="70"/>
+      </w:pPr>
+      <w:r>
+        <w:rPr>
+          <w:rFonts w:ascii="Calibri" w:cs="Calibri" w:eastAsia="Calibri" w:hAnsi="Calibri"/>
+          <w:color w:val="000000"/>
+          <w:sz w:val="18"/>
+          <w:szCs w:val="18"/>
         </w:rPr>
         <w:t xml:space="preserve">Abre: “Para concluir, eu quero voltar ao rapaz de 19 anos que apresentei no início.”</w:t>
       </w:r>
@@ -419,13 +428,14 @@
       <w:pPr>
         <w:keepNext w:val="false"/>
         <w:keepLines/>
-        <w:spacing w:after="160"/>
-      </w:pPr>
-      <w:r>
-        <w:rPr>
-          <w:rFonts w:ascii="Calibri" w:cs="Calibri" w:eastAsia="Calibri" w:hAnsi="Calibri"/>
-          <w:sz w:val="24"/>
-          <w:szCs w:val="24"/>
+        <w:spacing w:after="70"/>
+      </w:pPr>
+      <w:r>
+        <w:rPr>
+          <w:rFonts w:ascii="Calibri" w:cs="Calibri" w:eastAsia="Calibri" w:hAnsi="Calibri"/>
+          <w:color w:val="000000"/>
+          <w:sz w:val="18"/>
+          <w:szCs w:val="18"/>
         </w:rPr>
         <w:t xml:space="preserve">Ideia: o que os achados exigem do cuidado.</w:t>
       </w:r>
@@ -434,13 +444,14 @@
       <w:pPr>
         <w:keepNext w:val="false"/>
         <w:keepLines/>
-        <w:spacing w:after="160"/>
-      </w:pPr>
-      <w:r>
-        <w:rPr>
-          <w:rFonts w:ascii="Calibri" w:cs="Calibri" w:eastAsia="Calibri" w:hAnsi="Calibri"/>
-          <w:sz w:val="24"/>
-          <w:szCs w:val="24"/>
+        <w:spacing w:after="70"/>
+      </w:pPr>
+      <w:r>
+        <w:rPr>
+          <w:rFonts w:ascii="Calibri" w:cs="Calibri" w:eastAsia="Calibri" w:hAnsi="Calibri"/>
+          <w:color w:val="000000"/>
+          <w:sz w:val="18"/>
+          <w:szCs w:val="18"/>
         </w:rPr>
         <w:t xml:space="preserve">Âncoras: julgavam × explicavam → DSM-5-TR e CID-11 → </w:t>
       </w:r>
@@ -449,16 +460,18 @@
           <w:rFonts w:ascii="Calibri" w:cs="Calibri" w:eastAsia="Calibri" w:hAnsi="Calibri"/>
           <w:b/>
           <w:bCs/>
-          <w:sz w:val="24"/>
-          <w:szCs w:val="24"/>
+          <w:color w:val="000000"/>
+          <w:sz w:val="18"/>
+          <w:szCs w:val="18"/>
         </w:rPr>
         <w:t xml:space="preserve">as quatro perguntas</w:t>
       </w:r>
       <w:r>
         <w:rPr>
           <w:rFonts w:ascii="Calibri" w:cs="Calibri" w:eastAsia="Calibri" w:hAnsi="Calibri"/>
-          <w:sz w:val="24"/>
-          <w:szCs w:val="24"/>
+          <w:color w:val="000000"/>
+          <w:sz w:val="18"/>
+          <w:szCs w:val="18"/>
         </w:rPr>
         <w:t xml:space="preserve"> → Rafael → medicação + repertório → psiquiatra e psicólogo.</w:t>
       </w:r>
@@ -467,15 +480,16 @@
       <w:pPr>
         <w:keepNext w:val="false"/>
         <w:keepLines/>
-        <w:spacing w:after="160"/>
-      </w:pPr>
-      <w:r>
-        <w:rPr>
-          <w:rFonts w:ascii="Calibri" w:cs="Calibri" w:eastAsia="Calibri" w:hAnsi="Calibri"/>
-          <w:b/>
-          <w:bCs/>
-          <w:sz w:val="24"/>
-          <w:szCs w:val="24"/>
+        <w:spacing w:after="70"/>
+      </w:pPr>
+      <w:r>
+        <w:rPr>
+          <w:rFonts w:ascii="Calibri" w:cs="Calibri" w:eastAsia="Calibri" w:hAnsi="Calibri"/>
+          <w:b/>
+          <w:bCs/>
+          <w:color w:val="000000"/>
+          <w:sz w:val="18"/>
+          <w:szCs w:val="18"/>
         </w:rPr>
         <w:t xml:space="preserve">AS QUATRO PERGUNTAS</w:t>
       </w:r>
@@ -484,13 +498,14 @@
       <w:pPr>
         <w:keepNext w:val="false"/>
         <w:keepLines/>
-        <w:spacing w:after="160"/>
-      </w:pPr>
-      <w:r>
-        <w:rPr>
-          <w:rFonts w:ascii="Calibri" w:cs="Calibri" w:eastAsia="Calibri" w:hAnsi="Calibri"/>
-          <w:sz w:val="24"/>
-          <w:szCs w:val="24"/>
+        <w:spacing w:after="70"/>
+      </w:pPr>
+      <w:r>
+        <w:rPr>
+          <w:rFonts w:ascii="Calibri" w:cs="Calibri" w:eastAsia="Calibri" w:hAnsi="Calibri"/>
+          <w:color w:val="000000"/>
+          <w:sz w:val="18"/>
+          <w:szCs w:val="18"/>
         </w:rPr>
         <w:t xml:space="preserve">1. O que costuma acontecer antes?</w:t>
       </w:r>
@@ -499,13 +514,14 @@
       <w:pPr>
         <w:keepNext w:val="false"/>
         <w:keepLines/>
-        <w:spacing w:after="160"/>
-      </w:pPr>
-      <w:r>
-        <w:rPr>
-          <w:rFonts w:ascii="Calibri" w:cs="Calibri" w:eastAsia="Calibri" w:hAnsi="Calibri"/>
-          <w:sz w:val="24"/>
-          <w:szCs w:val="24"/>
+        <w:spacing w:after="70"/>
+      </w:pPr>
+      <w:r>
+        <w:rPr>
+          <w:rFonts w:ascii="Calibri" w:cs="Calibri" w:eastAsia="Calibri" w:hAnsi="Calibri"/>
+          <w:color w:val="000000"/>
+          <w:sz w:val="18"/>
+          <w:szCs w:val="18"/>
         </w:rPr>
         <w:t xml:space="preserve">2. O que esse comportamento oferece ou ajuda a afastar?</w:t>
       </w:r>
@@ -514,13 +530,14 @@
       <w:pPr>
         <w:keepNext w:val="false"/>
         <w:keepLines/>
-        <w:spacing w:after="160"/>
-      </w:pPr>
-      <w:r>
-        <w:rPr>
-          <w:rFonts w:ascii="Calibri" w:cs="Calibri" w:eastAsia="Calibri" w:hAnsi="Calibri"/>
-          <w:sz w:val="24"/>
-          <w:szCs w:val="24"/>
+        <w:spacing w:after="70"/>
+      </w:pPr>
+      <w:r>
+        <w:rPr>
+          <w:rFonts w:ascii="Calibri" w:cs="Calibri" w:eastAsia="Calibri" w:hAnsi="Calibri"/>
+          <w:color w:val="000000"/>
+          <w:sz w:val="18"/>
+          <w:szCs w:val="18"/>
         </w:rPr>
         <w:t xml:space="preserve">3. Quais prejuízos esse comportamento está produzindo?</w:t>
       </w:r>
@@ -529,13 +546,14 @@
       <w:pPr>
         <w:keepNext w:val="false"/>
         <w:keepLines/>
-        <w:spacing w:after="160"/>
-      </w:pPr>
-      <w:r>
-        <w:rPr>
-          <w:rFonts w:ascii="Calibri" w:cs="Calibri" w:eastAsia="Calibri" w:hAnsi="Calibri"/>
-          <w:sz w:val="24"/>
-          <w:szCs w:val="24"/>
+        <w:spacing w:after="70"/>
+      </w:pPr>
+      <w:r>
+        <w:rPr>
+          <w:rFonts w:ascii="Calibri" w:cs="Calibri" w:eastAsia="Calibri" w:hAnsi="Calibri"/>
+          <w:color w:val="000000"/>
+          <w:sz w:val="18"/>
+          <w:szCs w:val="18"/>
         </w:rPr>
         <w:t xml:space="preserve">4. Se esse comportamento for reduzido ou interrompido, o que ficará sem resposta?</w:t>
       </w:r>
@@ -544,15 +562,16 @@
       <w:pPr>
         <w:keepNext w:val="false"/>
         <w:keepLines/>
-        <w:spacing w:after="160"/>
-      </w:pPr>
-      <w:r>
-        <w:rPr>
-          <w:rFonts w:ascii="Calibri" w:cs="Calibri" w:eastAsia="Calibri" w:hAnsi="Calibri"/>
-          <w:b/>
-          <w:bCs/>
-          <w:sz w:val="24"/>
-          <w:szCs w:val="24"/>
+        <w:spacing w:after="70"/>
+      </w:pPr>
+      <w:r>
+        <w:rPr>
+          <w:rFonts w:ascii="Calibri" w:cs="Calibri" w:eastAsia="Calibri" w:hAnsi="Calibri"/>
+          <w:b/>
+          <w:bCs/>
+          <w:color w:val="000000"/>
+          <w:sz w:val="18"/>
+          <w:szCs w:val="18"/>
         </w:rPr>
         <w:t xml:space="preserve">FRASES QUE NÃO PODEM SAIR ERRADAS</w:t>
       </w:r>
@@ -561,13 +580,14 @@
       <w:pPr>
         <w:keepNext w:val="false"/>
         <w:keepLines/>
-        <w:spacing w:after="160"/>
-      </w:pPr>
-      <w:r>
-        <w:rPr>
-          <w:rFonts w:ascii="Calibri" w:cs="Calibri" w:eastAsia="Calibri" w:hAnsi="Calibri"/>
-          <w:sz w:val="24"/>
-          <w:szCs w:val="24"/>
+        <w:spacing w:after="70"/>
+      </w:pPr>
+      <w:r>
+        <w:rPr>
+          <w:rFonts w:ascii="Calibri" w:cs="Calibri" w:eastAsia="Calibri" w:hAnsi="Calibri"/>
+          <w:color w:val="000000"/>
+          <w:sz w:val="18"/>
+          <w:szCs w:val="18"/>
         </w:rPr>
         <w:t xml:space="preserve">“Mas essas palavras julgavam o comportamento; não explicavam o caso.”</w:t>
       </w:r>
@@ -576,13 +596,14 @@
       <w:pPr>
         <w:keepNext w:val="false"/>
         <w:keepLines/>
-        <w:spacing w:after="160"/>
-      </w:pPr>
-      <w:r>
-        <w:rPr>
-          <w:rFonts w:ascii="Calibri" w:cs="Calibri" w:eastAsia="Calibri" w:hAnsi="Calibri"/>
-          <w:sz w:val="24"/>
-          <w:szCs w:val="24"/>
+        <w:spacing w:after="70"/>
+      </w:pPr>
+      <w:r>
+        <w:rPr>
+          <w:rFonts w:ascii="Calibri" w:cs="Calibri" w:eastAsia="Calibri" w:hAnsi="Calibri"/>
+          <w:color w:val="000000"/>
+          <w:sz w:val="18"/>
+          <w:szCs w:val="18"/>
         </w:rPr>
         <w:t xml:space="preserve">“O risco define a prioridade, mas não esgota a formulação.”</w:t>
       </w:r>
@@ -591,13 +612,14 @@
       <w:pPr>
         <w:keepNext w:val="false"/>
         <w:keepLines/>
-        <w:spacing w:after="160"/>
-      </w:pPr>
-      <w:r>
-        <w:rPr>
-          <w:rFonts w:ascii="Calibri" w:cs="Calibri" w:eastAsia="Calibri" w:hAnsi="Calibri"/>
-          <w:sz w:val="24"/>
-          <w:szCs w:val="24"/>
+        <w:spacing w:after="70"/>
+      </w:pPr>
+      <w:r>
+        <w:rPr>
+          <w:rFonts w:ascii="Calibri" w:cs="Calibri" w:eastAsia="Calibri" w:hAnsi="Calibri"/>
+          <w:color w:val="000000"/>
+          <w:sz w:val="18"/>
+          <w:szCs w:val="18"/>
         </w:rPr>
         <w:t xml:space="preserve">“O tempo de tela mostra QUANTO a pessoa usa. Os antecedentes e as consequências ajudam a compreender POR QUE aquele uso se repete naquela história.”</w:t>
       </w:r>
@@ -606,15 +628,16 @@
       <w:pPr>
         <w:keepNext w:val="false"/>
         <w:keepLines/>
-        <w:spacing w:after="160"/>
-      </w:pPr>
-      <w:r>
-        <w:rPr>
-          <w:rFonts w:ascii="Calibri" w:cs="Calibri" w:eastAsia="Calibri" w:hAnsi="Calibri"/>
-          <w:b/>
-          <w:bCs/>
-          <w:sz w:val="24"/>
-          <w:szCs w:val="24"/>
+        <w:spacing w:after="70"/>
+      </w:pPr>
+      <w:r>
+        <w:rPr>
+          <w:rFonts w:ascii="Calibri" w:cs="Calibri" w:eastAsia="Calibri" w:hAnsi="Calibri"/>
+          <w:b/>
+          <w:bCs/>
+          <w:color w:val="000000"/>
+          <w:sz w:val="18"/>
+          <w:szCs w:val="18"/>
         </w:rPr>
         <w:t xml:space="preserve">ÚLTIMO MINUTO — de cor, sem roteiro</w:t>
       </w:r>
@@ -623,13 +646,14 @@
       <w:pPr>
         <w:keepNext w:val="false"/>
         <w:keepLines/>
-        <w:spacing w:after="160"/>
-      </w:pPr>
-      <w:r>
-        <w:rPr>
-          <w:rFonts w:ascii="Calibri" w:cs="Calibri" w:eastAsia="Calibri" w:hAnsi="Calibri"/>
-          <w:sz w:val="24"/>
-          <w:szCs w:val="24"/>
+        <w:spacing w:after="70"/>
+      </w:pPr>
+      <w:r>
+        <w:rPr>
+          <w:rFonts w:ascii="Calibri" w:cs="Calibri" w:eastAsia="Calibri" w:hAnsi="Calibri"/>
+          <w:color w:val="000000"/>
+          <w:sz w:val="18"/>
+          <w:szCs w:val="18"/>
         </w:rPr>
         <w:t xml:space="preserve">“Se vocês saírem daqui com uma ideia, eu gostaria que fosse esta: diante de um comportamento repetitivo, difícil de interromper e associado a prejuízos, não observem apenas quanto a pessoa usa ou como fazê-la parar. Procurem compreender o que acontece antes, o que esse comportamento oferece ou ajuda a afastar, quais prejuízos produz e o que precisará ser construído para que outra resposta se torne realmente possível.”</w:t>
       </w:r>
@@ -638,13 +662,14 @@
       <w:pPr>
         <w:keepNext w:val="false"/>
         <w:keepLines/>
-        <w:spacing w:after="160"/>
-      </w:pPr>
-      <w:r>
-        <w:rPr>
-          <w:rFonts w:ascii="Calibri" w:cs="Calibri" w:eastAsia="Calibri" w:hAnsi="Calibri"/>
-          <w:sz w:val="24"/>
-          <w:szCs w:val="24"/>
+        <w:spacing w:after="70"/>
+      </w:pPr>
+      <w:r>
+        <w:rPr>
+          <w:rFonts w:ascii="Calibri" w:cs="Calibri" w:eastAsia="Calibri" w:hAnsi="Calibri"/>
+          <w:color w:val="000000"/>
+          <w:sz w:val="18"/>
+          <w:szCs w:val="18"/>
         </w:rPr>
         <w:t xml:space="preserve">“Porque o comportamento que vemos não conta sozinho a história inteira. Por trás dele, pode haver uma história de reforçamento, experiências de sofrimento, necessidades não atendidas e recursos que ainda não foram construídos.”</w:t>
       </w:r>
@@ -653,15 +678,16 @@
       <w:pPr>
         <w:keepNext w:val="false"/>
         <w:keepLines/>
-        <w:spacing w:after="160"/>
-      </w:pPr>
-      <w:r>
-        <w:rPr>
-          <w:rFonts w:ascii="Calibri" w:cs="Calibri" w:eastAsia="Calibri" w:hAnsi="Calibri"/>
-          <w:b/>
-          <w:bCs/>
-          <w:sz w:val="24"/>
-          <w:szCs w:val="24"/>
+        <w:spacing w:after="70"/>
+      </w:pPr>
+      <w:r>
+        <w:rPr>
+          <w:rFonts w:ascii="Calibri" w:cs="Calibri" w:eastAsia="Calibri" w:hAnsi="Calibri"/>
+          <w:b/>
+          <w:bCs/>
+          <w:color w:val="000000"/>
+          <w:sz w:val="18"/>
+          <w:szCs w:val="18"/>
         </w:rPr>
         <w:t xml:space="preserve">“Porque o cuidado não termina quando o comportamento para. Ele se sustenta quando a vida se torna mais ampla, mais valiosa... e volta a oferecer outras respostas.”</w:t>
       </w:r>
@@ -670,24 +696,14 @@
       <w:pPr>
         <w:keepNext w:val="false"/>
         <w:keepLines/>
-        <w:spacing w:after="160"/>
-      </w:pPr>
-      <w:r>
-        <w:rPr>
-          <w:rFonts w:ascii="Calibri" w:cs="Calibri" w:eastAsia="Calibri" w:hAnsi="Calibri"/>
-          <w:b/>
-          <w:bCs/>
-          <w:color w:val="9C4221"/>
-          <w:sz w:val="19"/>
-          <w:szCs w:val="19"/>
-        </w:rPr>
-        <w:t xml:space="preserve">{SILÊNCIO 3s}</w:t>
-      </w:r>
-      <w:r>
-        <w:rPr>
-          <w:rFonts w:ascii="Calibri" w:cs="Calibri" w:eastAsia="Calibri" w:hAnsi="Calibri"/>
-          <w:sz w:val="24"/>
-          <w:szCs w:val="24"/>
+        <w:spacing w:after="70"/>
+      </w:pPr>
+      <w:r>
+        <w:rPr>
+          <w:rFonts w:ascii="Calibri" w:cs="Calibri" w:eastAsia="Calibri" w:hAnsi="Calibri"/>
+          <w:color w:val="000000"/>
+          <w:sz w:val="18"/>
+          <w:szCs w:val="18"/>
         </w:rPr>
         <w:t xml:space="preserve"> Obrigada.</w:t>
       </w:r>
@@ -696,9 +712,10 @@
       <w:headerReference w:type="default" r:id="rId7"/>
       <w:headerReference w:type="first" r:id="rId8"/>
       <w:footerReference w:type="default" r:id="rId9"/>
-      <w:pgSz w:w="11906" w:h="16838" w:orient="portrait"/>
-      <w:pgMar w:top="1440" w:right="1440" w:bottom="1440" w:left="1440" w:header="708" w:footer="708" w:gutter="0"/>
+      <w:pgSz w:w="16838" w:h="11906" w:orient="landscape"/>
+      <w:pgMar w:top="560" w:right="620" w:bottom="560" w:left="620" w:header="708" w:footer="708" w:gutter="0"/>
       <w:pgNumType/>
+      <w:cols w:space="400" w:num="2"/>
       <w:titlePg/>
       <w:docGrid w:linePitch="360"/>
     </w:sectPr>
